--- a/Sztuczna Inteligencja Projekt Michał Pawlukiewicz.docx
+++ b/Sztuczna Inteligencja Projekt Michał Pawlukiewicz.docx
@@ -34,7 +34,7 @@
     </w:p>
     <w:p>
       <w:r>
-        <w:t>Do eksperymentu wykorzystano zbiór danych Breast Cancer udostępniany w ramach biblioteki scikit-learn.</w:t>
+        <w:t>Do eksperymentu wykorzystano zbiór danych Breast Cancer (rak piersi) udostępniany w ramach biblioteki scikit-learn (load_breast_cancer). Charakterystyka zbioru przedstawia się następująco:</w:t>
       </w:r>
     </w:p>
     <w:p>
@@ -42,7 +42,7 @@
         <w:pStyle w:val="ListBullet"/>
       </w:pPr>
       <w:r>
-        <w:t>Dane zostały podzielone na zbiór uczący (80% przypadków) oraz zbiór testowy (20% przypadków).</w:t>
+        <w:t>Liczba przypadków (wierszy): 569 — oznacza to, że zestaw zawiera dane z 569 różnych biopsji.</w:t>
       </w:r>
     </w:p>
     <w:p>
@@ -50,7 +50,31 @@
         <w:pStyle w:val="ListBullet"/>
       </w:pPr>
       <w:r>
-        <w:t>Zastosowano stałe ziarno losowości (random_state=42) na każdym etapie przetwarzania, co gwarantuje pełną powtarzalność wyników eksperymentu.</w:t>
+        <w:t>Liczba kolumn: 31 łączone, w tym 30 cech analitycznych (numerycznych) oraz 1 kolumna celu (Target).</w:t>
+      </w:r>
+    </w:p>
+    <w:p>
+      <w:pPr>
+        <w:pStyle w:val="ListBullet"/>
+      </w:pPr>
+      <w:r>
+        <w:t>Cechy opisowe (30 kolumn): wartości numeryczne opisujące fizyczne właściwości jąder komórkowych w badanym guzie, takie jak promień, tekstura, obwód, pole powierzchni, gładkość, zwartość czy symetria. Dla każdej z 10 podstawowych właściwości wyliczono trzy wskaźniki: średnią, błąd standardowy oraz wartość najgorszą.</w:t>
+      </w:r>
+    </w:p>
+    <w:p>
+      <w:pPr>
+        <w:pStyle w:val="ListBullet"/>
+      </w:pPr>
+      <w:r>
+        <w:t>Kolumna celu (Target / Diagnoza): kluczowa zmienna podlegająca predykcji, przyjmująca wartości binarne: 0 (nowotwór złośliwy / malignant) lub 1 (nowotwór łagodny / benign).</w:t>
+      </w:r>
+    </w:p>
+    <w:p>
+      <w:pPr>
+        <w:pStyle w:val="ListBullet"/>
+      </w:pPr>
+      <w:r>
+        <w:t>Zbiór charakteryzuje się brakiem brakujących wartości (brak NaN), co czyni go optymalnym środowiskiem do testowania sprawności algorytmów klasyfikacyjnych.</w:t>
       </w:r>
     </w:p>
     <w:p>
